--- a/documents/hca/HCA_7_Decision_Discussion.docx
+++ b/documents/hca/HCA_7_Decision_Discussion.docx
@@ -3279,7 +3279,7 @@
                 <w:i w:val="0"/>
                 <w:sz w:val="19"/>
               </w:rPr>
-              <w:t>Prospective multicentre cohort: 18 of 66 women (27%) referred with a suspected sub-5 cm adenoma had FNH on hepatobiliary-contrast MRI; the authors held that this misdiagnosis rate alone justifies the scan.</w:t>
+              <w:t>Prospective multicentre cohort: 18 of 66 women (27%) referred with a suspected sub-5 cm adenoma had FNH on hepatobiliary-contrast MRI; the authors held that this misdiagnosis rate justifies the scan, if only to prevent unnecessary anxiety.</w:t>
             </w:r>
           </w:p>
         </w:tc>
@@ -4085,7 +4085,7 @@
                 <w:color w:val="5A6069"/>
                 <w:sz w:val="18"/>
               </w:rPr>
-              <w:t>Gate 1 · Standard subtype option 'Sonic hedgehog (shHCA)'; What we are not sure about #9</w:t>
+              <w:t>Gate 1 · Standard subtype option 'Sonic hedgehog (shHCA)'; Gate 1 · Reasonable 'Where tissue exists, ask for the four-antibody panel…' (pref); What we are not sure about #9</w:t>
             </w:r>
           </w:p>
         </w:tc>
@@ -4635,7 +4635,7 @@
                 <w:i w:val="0"/>
                 <w:sz w:val="19"/>
               </w:rPr>
-              <w:t>MRI 6 months after stopping contraception, repeat at 1 year, then annual ultrasound; every step, including the 6-month decision point, is graded very low quality (D), conditional.</w:t>
+              <w:t>MRI 6 months after stopping contraception, repeated at 1 year if unchanged or reduced below 5 cm, then annual ultrasound after the first 18 months; every step, including the 6-month decision point, is graded very low quality (D), conditional.</w:t>
             </w:r>
           </w:p>
         </w:tc>
@@ -4701,7 +4701,7 @@
                 <w:i w:val="0"/>
                 <w:sz w:val="19"/>
               </w:rPr>
-              <w:t>Of 194 patients with adenomas over 5 cm, 8.5-15.3% had regressed below 5 cm at 26 weeks against 58.5% eventually (median 104 weeks), without complications; authors propose 12 months for typical non-beta-catenin adenomas. 47 of 241 excluded for short follow-up.</w:t>
+              <w:t>Of 194 patients with adenomas over 5 cm, 8.5-15.3% had regressed below 5 cm at 26 weeks against 58.5% eventually (median 104 weeks), without complications. The authors propose 12 months for typical non-beta-catenin adenomas in women. 47 of 241 were excluded for short follow-up.</w:t>
             </w:r>
           </w:p>
         </w:tc>
@@ -4815,7 +4815,7 @@
           <w:b w:val="0"/>
           <w:i w:val="0"/>
         </w:rPr>
-        <w:t>EASL and ACG anchor the decision at 6 months, whereas the regression cohort, its authors and most surveyed experts favour waiting longer; the authors' 12-month proposal ignores baseline diameter even though time to regression was strongly size-dependent.</w:t>
+        <w:t>EASL anchors the decision at 6 months, while ACG uses a looser 6- to 12-month interval. The regression cohort, its authors and most surveyed experts favour waiting longer. The authors' 12-month proposal ignores baseline diameter even though time to regression was strongly size-dependent.</w:t>
       </w:r>
     </w:p>
     <w:p>
@@ -11797,7 +11797,7 @@
           <w:b w:val="0"/>
           <w:i w:val="0"/>
         </w:rPr>
-        <w:t>Interim local convention (grade D): a reassuring subtype may lengthen surveillance but must not withhold curative treatment from a lesion persistently over 5 cm or growing, and an unreassuring subtype alone does not add an operation beyond size, growth and sex; a 4-5 cm lesion is a board judgement. A proven beta-catenin adenoma is still routed to resection assessment.</w:t>
+        <w:t>Interim local convention (grade D): a reassuring subtype may lengthen surveillance but must not withhold curative treatment from a lesion persistently over 5 cm or growing, and an unreassuring subtype alone does not add an operation beyond size, growth and sex; a 4-5 cm lesion is a board judgement. A proven beta-catenin adenoma is still routed to resection assessment. The roadmap's two rules conflict for a sub-5 cm proven beta-catenin lesion, and it does not say which governs.</w:t>
       </w:r>
     </w:p>
     <w:p>

--- a/documents/hca/HCA_7_Decision_Discussion.docx
+++ b/documents/hca/HCA_7_Decision_Discussion.docx
@@ -39,7 +39,7 @@
           <w:b w:val="0"/>
           <w:i w:val="0"/>
         </w:rPr>
-        <w:t>One file for the multidisciplinary decision on this tumor, covering every setting: cancer roadmap, standard transplant pathway, high-risk transplant protocol. For each question: the positions of guidelines, trials and papers where they differ, our proposed selection, and space for the decision. All proposals are OPEN; nothing in this document is activated or approved.</w:t>
+        <w:t>One file for the multidisciplinary decision on this tumor, covering every setting: roadmap, standard pathway, high-risk pathway. For each question: the positions of guidelines, trials and papers where they differ, our proposed selection, and space for the decision. All proposals are OPEN; nothing in this document is activated or approved.</w:t>
       </w:r>
     </w:p>
     <w:p>
@@ -59,14 +59,14 @@
           <w:i w:val="0"/>
           <w:sz w:val="20"/>
         </w:rPr>
-        <w:t xml:space="preserve">Cancer roadmap (full content): </w:t>
+        <w:t xml:space="preserve">Roadmap (full content): </w:t>
       </w:r>
       <w:r>
         <w:rPr>
           <w:b w:val="0"/>
           <w:i/>
         </w:rPr>
-        <w:t>HCA_1_Cancer_Roadmap.docx</w:t>
+        <w:t>HCA_1_Roadmap.docx</w:t>
       </w:r>
       <w:r>
         <w:rPr>
@@ -74,14 +74,14 @@
           <w:i w:val="0"/>
           <w:sz w:val="20"/>
         </w:rPr>
-        <w:t xml:space="preserve"> · Standard transplant pathway (full content): </w:t>
+        <w:t xml:space="preserve"> · Standard pathway (full content): </w:t>
       </w:r>
       <w:r>
         <w:rPr>
           <w:b w:val="0"/>
           <w:i/>
         </w:rPr>
-        <w:t>HCA_3_Standard_Transplant_Protocol.docx</w:t>
+        <w:t>HCA_3_Standard_Pathway.docx</w:t>
       </w:r>
       <w:r>
         <w:rPr>
@@ -89,14 +89,14 @@
           <w:i w:val="0"/>
           <w:sz w:val="20"/>
         </w:rPr>
-        <w:t xml:space="preserve"> · High-risk transplant protocol (full content): </w:t>
+        <w:t xml:space="preserve"> · High-risk pathway (full content): </w:t>
       </w:r>
       <w:r>
         <w:rPr>
           <w:b w:val="0"/>
           <w:i/>
         </w:rPr>
-        <w:t>HCA_5_High_Risk_Transplant_Protocol.docx</w:t>
+        <w:t>HCA_5_High_Risk_Pathway.docx</w:t>
       </w:r>
     </w:p>
     <w:p>
@@ -256,7 +256,7 @@
                 <w:i w:val="0"/>
                 <w:sz w:val="19"/>
               </w:rPr>
-              <w:t>Cancer roadmap</w:t>
+              <w:t>Roadmap</w:t>
             </w:r>
           </w:p>
         </w:tc>
@@ -362,7 +362,7 @@
                 <w:i w:val="0"/>
                 <w:sz w:val="19"/>
               </w:rPr>
-              <w:t>Cancer roadmap</w:t>
+              <w:t>Roadmap</w:t>
             </w:r>
           </w:p>
         </w:tc>
@@ -468,7 +468,7 @@
                 <w:i w:val="0"/>
                 <w:sz w:val="19"/>
               </w:rPr>
-              <w:t>Cancer roadmap</w:t>
+              <w:t>Roadmap</w:t>
             </w:r>
           </w:p>
         </w:tc>
@@ -574,7 +574,7 @@
                 <w:i w:val="0"/>
                 <w:sz w:val="19"/>
               </w:rPr>
-              <w:t>Cancer roadmap</w:t>
+              <w:t>Roadmap</w:t>
             </w:r>
           </w:p>
         </w:tc>
@@ -680,7 +680,7 @@
                 <w:i w:val="0"/>
                 <w:sz w:val="19"/>
               </w:rPr>
-              <w:t>Cancer roadmap</w:t>
+              <w:t>Roadmap</w:t>
             </w:r>
           </w:p>
         </w:tc>
@@ -786,7 +786,7 @@
                 <w:i w:val="0"/>
                 <w:sz w:val="19"/>
               </w:rPr>
-              <w:t>Cancer roadmap</w:t>
+              <w:t>Roadmap</w:t>
             </w:r>
           </w:p>
         </w:tc>
@@ -892,7 +892,7 @@
                 <w:i w:val="0"/>
                 <w:sz w:val="19"/>
               </w:rPr>
-              <w:t>Cancer roadmap</w:t>
+              <w:t>Roadmap</w:t>
             </w:r>
           </w:p>
         </w:tc>
@@ -998,7 +998,7 @@
                 <w:i w:val="0"/>
                 <w:sz w:val="19"/>
               </w:rPr>
-              <w:t>Cancer roadmap</w:t>
+              <w:t>Roadmap</w:t>
             </w:r>
           </w:p>
         </w:tc>
@@ -1104,7 +1104,7 @@
                 <w:i w:val="0"/>
                 <w:sz w:val="19"/>
               </w:rPr>
-              <w:t>Cancer roadmap</w:t>
+              <w:t>Roadmap</w:t>
             </w:r>
           </w:p>
         </w:tc>
@@ -1210,7 +1210,7 @@
                 <w:i w:val="0"/>
                 <w:sz w:val="19"/>
               </w:rPr>
-              <w:t>Cancer roadmap</w:t>
+              <w:t>Roadmap</w:t>
             </w:r>
           </w:p>
         </w:tc>
@@ -1316,7 +1316,7 @@
                 <w:i w:val="0"/>
                 <w:sz w:val="19"/>
               </w:rPr>
-              <w:t>Cancer roadmap</w:t>
+              <w:t>Roadmap</w:t>
             </w:r>
           </w:p>
         </w:tc>
@@ -1422,7 +1422,7 @@
                 <w:i w:val="0"/>
                 <w:sz w:val="19"/>
               </w:rPr>
-              <w:t>Cancer roadmap</w:t>
+              <w:t>Roadmap</w:t>
             </w:r>
           </w:p>
         </w:tc>
@@ -1528,7 +1528,7 @@
                 <w:i w:val="0"/>
                 <w:sz w:val="19"/>
               </w:rPr>
-              <w:t>Cancer roadmap</w:t>
+              <w:t>Roadmap</w:t>
             </w:r>
           </w:p>
         </w:tc>
@@ -1634,7 +1634,7 @@
                 <w:i w:val="0"/>
                 <w:sz w:val="19"/>
               </w:rPr>
-              <w:t>Cancer roadmap</w:t>
+              <w:t>Roadmap</w:t>
             </w:r>
           </w:p>
         </w:tc>
@@ -1740,7 +1740,7 @@
                 <w:i w:val="0"/>
                 <w:sz w:val="19"/>
               </w:rPr>
-              <w:t>Cancer roadmap</w:t>
+              <w:t>Roadmap</w:t>
             </w:r>
           </w:p>
         </w:tc>
@@ -1846,7 +1846,7 @@
                 <w:i w:val="0"/>
                 <w:sz w:val="19"/>
               </w:rPr>
-              <w:t>Cancer roadmap</w:t>
+              <w:t>Roadmap</w:t>
             </w:r>
           </w:p>
         </w:tc>
@@ -1952,7 +1952,7 @@
                 <w:i w:val="0"/>
                 <w:sz w:val="19"/>
               </w:rPr>
-              <w:t>Cancer roadmap</w:t>
+              <w:t>Roadmap</w:t>
             </w:r>
           </w:p>
         </w:tc>
@@ -2058,7 +2058,7 @@
                 <w:i w:val="0"/>
                 <w:sz w:val="19"/>
               </w:rPr>
-              <w:t>Standard transplant pathway</w:t>
+              <w:t>Standard pathway</w:t>
             </w:r>
           </w:p>
         </w:tc>
@@ -2164,7 +2164,7 @@
                 <w:i w:val="0"/>
                 <w:sz w:val="19"/>
               </w:rPr>
-              <w:t>Standard transplant pathway</w:t>
+              <w:t>Standard pathway</w:t>
             </w:r>
           </w:p>
         </w:tc>
@@ -2270,7 +2270,7 @@
                 <w:i w:val="0"/>
                 <w:sz w:val="19"/>
               </w:rPr>
-              <w:t>Standard transplant pathway</w:t>
+              <w:t>Standard pathway</w:t>
             </w:r>
           </w:p>
         </w:tc>
@@ -2376,7 +2376,7 @@
                 <w:i w:val="0"/>
                 <w:sz w:val="19"/>
               </w:rPr>
-              <w:t>Standard transplant pathway</w:t>
+              <w:t>Standard pathway</w:t>
             </w:r>
           </w:p>
         </w:tc>
@@ -2482,7 +2482,7 @@
                 <w:i w:val="0"/>
                 <w:sz w:val="19"/>
               </w:rPr>
-              <w:t>Standard transplant pathway</w:t>
+              <w:t>Standard pathway</w:t>
             </w:r>
           </w:p>
         </w:tc>
@@ -2588,7 +2588,7 @@
                 <w:i w:val="0"/>
                 <w:sz w:val="19"/>
               </w:rPr>
-              <w:t>Standard transplant pathway</w:t>
+              <w:t>Standard pathway</w:t>
             </w:r>
           </w:p>
         </w:tc>
@@ -2694,7 +2694,7 @@
                 <w:i w:val="0"/>
                 <w:sz w:val="19"/>
               </w:rPr>
-              <w:t>High-risk transplant protocol</w:t>
+              <w:t>High-risk pathway</w:t>
             </w:r>
           </w:p>
         </w:tc>
@@ -2800,7 +2800,7 @@
                 <w:i w:val="0"/>
                 <w:sz w:val="19"/>
               </w:rPr>
-              <w:t>High-risk transplant protocol</w:t>
+              <w:t>High-risk pathway</w:t>
             </w:r>
           </w:p>
         </w:tc>
@@ -2903,7 +2903,7 @@
           <w:b w:val="0"/>
           <w:i w:val="0"/>
         </w:rPr>
-        <w:t>Part 1. Cancer roadmap</w:t>
+        <w:t>Part 1. Roadmap</w:t>
       </w:r>
     </w:p>
     <w:p>
@@ -13184,7 +13184,7 @@
           <w:b w:val="0"/>
           <w:i w:val="0"/>
         </w:rPr>
-        <w:t>Part 2. Standard transplant pathway</w:t>
+        <w:t>Part 2. Standard pathway</w:t>
       </w:r>
     </w:p>
     <w:p>
@@ -15976,7 +15976,7 @@
           <w:b w:val="0"/>
           <w:i w:val="0"/>
         </w:rPr>
-        <w:t>Part 3. High-risk boundary protocol</w:t>
+        <w:t>Part 3. High-risk pathway (boundary addendum)</w:t>
       </w:r>
     </w:p>
     <w:p>
@@ -18526,7 +18526,7 @@
           <w:b w:val="0"/>
           <w:i w:val="0"/>
         </w:rPr>
-        <w:t>Shared approval requirements (all transplant pathways)</w:t>
+        <w:t>Shared approval requirements (all pathways)</w:t>
       </w:r>
     </w:p>
     <w:p>
